--- a/docs/03-nfr-scenarios.docx
+++ b/docs/03-nfr-scenarios.docx
@@ -238,11 +238,17 @@
         <w:ind w:left="0" w:firstLine="709"/>
       </w:pPr>
       <w:r>
-        <w:t xml:space="preserve">Коэффициент доступности системы в часы пик с 9 утра до 11 вечера должен составлять не менее 99 процентов, что допускает не более 7 </w:t>
+        <w:t xml:space="preserve">Коэффициент доступности системы в часы пик должен составлять не менее 99 %. Часы пик определяются по московскому времени (UTC+3) с </w:t>
       </w:r>
       <w:r>
         <w:lastRenderedPageBreak/>
-        <w:t>часов недоступности в месяц. Плановые технические работы должны проводиться не чаще 2 часов в месяц с обязательным уведомлением заказчика за 3 рабочих дня.</w:t>
+        <w:t>9:00 до 23:00. Недоступностью считается ситуация, когда система не отвечает на запросы в течение более 30 секунд подряд. Суммарное время недоступности в месяц не должно превышать 7 часов. Плановые технические работы должны</w:t>
+      </w:r>
+      <w:r>
+        <w:t xml:space="preserve"> </w:t>
+      </w:r>
+      <w:r>
+        <w:t>проводиться не чаще 2 часов в месяц с обязательным уведомлением заказчика за 3 рабочих дня.</w:t>
       </w:r>
     </w:p>
     <w:p>
@@ -378,11 +384,8 @@
         <w:ind w:left="0" w:firstLine="709"/>
       </w:pPr>
       <w:r>
-        <w:t xml:space="preserve">Все критические действия администратора, включая просмотр списка пользователей, изменение тарифов, принудительную остановку </w:t>
-      </w:r>
-      <w:r>
         <w:lastRenderedPageBreak/>
-        <w:t>серверов клиентов и смену паролей, должны фиксироваться в системном логе. Лог должен содержать идентификатор администратора, время действия, тип действия и идентификатор затронутого объекта.</w:t>
+        <w:t>Все критические действия администратора, включая просмотр списка пользователей, изменение тарифов, принудительную остановку серверов клиентов и смену паролей, должны фиксироваться в системном логе. Лог должен содержать идентификатор администратора, время действия, тип действия и идентификатор затронутого объекта.</w:t>
       </w:r>
     </w:p>
     <w:p>
@@ -451,17 +454,25 @@
           <w:b/>
           <w:bCs/>
         </w:rPr>
-        <w:t>Сценарий 1</w:t>
-      </w:r>
+        <w:t>Сценарий 1:</w:t>
+      </w:r>
+      <w:r>
+        <w:t xml:space="preserve"> Оформление заказа на сервер</w:t>
+      </w:r>
+      <w:r>
+        <w:t>.</w:t>
+      </w:r>
+    </w:p>
+    <w:p>
       <w:r>
         <w:rPr>
           <w:b/>
           <w:bCs/>
         </w:rPr>
-        <w:t>:</w:t>
-      </w:r>
-      <w:r>
-        <w:t xml:space="preserve"> Оформление заказа на сервер</w:t>
+        <w:t>Участник:</w:t>
+      </w:r>
+      <w:r>
+        <w:t xml:space="preserve"> Клиент</w:t>
       </w:r>
       <w:r>
         <w:t>.</w:t>
@@ -473,238 +484,235 @@
           <w:b/>
           <w:bCs/>
         </w:rPr>
-        <w:t>Участник:</w:t>
-      </w:r>
-      <w:r>
-        <w:t xml:space="preserve"> Клиент</w:t>
-      </w:r>
-      <w:r>
-        <w:t>.</w:t>
-      </w:r>
-    </w:p>
-    <w:p>
-      <w:r>
+        <w:t>Предусловие:</w:t>
+      </w:r>
+      <w:r>
+        <w:t xml:space="preserve"> Клиент авторизован в системе.</w:t>
+      </w:r>
+    </w:p>
+    <w:p>
+      <w:pPr>
         <w:rPr>
           <w:b/>
           <w:bCs/>
         </w:rPr>
-        <w:t>Предусловие:</w:t>
-      </w:r>
-      <w:r>
-        <w:t xml:space="preserve"> Клиент авторизован в системе.</w:t>
-      </w:r>
-    </w:p>
-    <w:p>
-      <w:pPr>
+      </w:pPr>
+      <w:r>
         <w:rPr>
           <w:b/>
           <w:bCs/>
         </w:rPr>
-      </w:pPr>
+        <w:t>Основной ход действий:</w:t>
+      </w:r>
+    </w:p>
+    <w:p>
+      <w:pPr>
+        <w:numPr>
+          <w:ilvl w:val="0"/>
+          <w:numId w:val="4"/>
+        </w:numPr>
+        <w:tabs>
+          <w:tab w:val="clear" w:pos="720"/>
+          <w:tab w:val="num" w:pos="142"/>
+        </w:tabs>
+        <w:ind w:left="0" w:firstLine="709"/>
+      </w:pPr>
+      <w:r>
+        <w:t>Клиент переходит в каталог тарифов</w:t>
+      </w:r>
+    </w:p>
+    <w:p>
+      <w:pPr>
+        <w:numPr>
+          <w:ilvl w:val="0"/>
+          <w:numId w:val="4"/>
+        </w:numPr>
+        <w:tabs>
+          <w:tab w:val="clear" w:pos="720"/>
+          <w:tab w:val="num" w:pos="142"/>
+        </w:tabs>
+        <w:ind w:left="0" w:firstLine="709"/>
+      </w:pPr>
+      <w:r>
+        <w:t>Клиент выбирает тариф и настройки</w:t>
+      </w:r>
+    </w:p>
+    <w:p>
+      <w:pPr>
+        <w:numPr>
+          <w:ilvl w:val="0"/>
+          <w:numId w:val="4"/>
+        </w:numPr>
+        <w:tabs>
+          <w:tab w:val="clear" w:pos="720"/>
+          <w:tab w:val="num" w:pos="142"/>
+        </w:tabs>
+        <w:ind w:left="0" w:firstLine="709"/>
+      </w:pPr>
+      <w:r>
+        <w:t>Клиент меняет CPU, RAM, SSD, ОС</w:t>
+      </w:r>
+    </w:p>
+    <w:p>
+      <w:pPr>
+        <w:numPr>
+          <w:ilvl w:val="0"/>
+          <w:numId w:val="4"/>
+        </w:numPr>
+        <w:tabs>
+          <w:tab w:val="clear" w:pos="720"/>
+          <w:tab w:val="num" w:pos="142"/>
+        </w:tabs>
+        <w:ind w:left="0" w:firstLine="709"/>
+      </w:pPr>
+      <w:r>
+        <w:t>Система рассчитывает и показывает стоимость</w:t>
+      </w:r>
+    </w:p>
+    <w:p>
+      <w:pPr>
+        <w:numPr>
+          <w:ilvl w:val="0"/>
+          <w:numId w:val="4"/>
+        </w:numPr>
+        <w:tabs>
+          <w:tab w:val="clear" w:pos="720"/>
+          <w:tab w:val="num" w:pos="142"/>
+        </w:tabs>
+        <w:ind w:left="0" w:firstLine="709"/>
+      </w:pPr>
+      <w:r>
+        <w:t>Клиент нажимает кнопку Перейти к оплате</w:t>
+      </w:r>
+    </w:p>
+    <w:p>
+      <w:pPr>
+        <w:numPr>
+          <w:ilvl w:val="0"/>
+          <w:numId w:val="4"/>
+        </w:numPr>
+        <w:tabs>
+          <w:tab w:val="clear" w:pos="720"/>
+          <w:tab w:val="num" w:pos="142"/>
+        </w:tabs>
+        <w:ind w:left="0" w:firstLine="709"/>
+      </w:pPr>
+      <w:r>
+        <w:t>Система проверяет заполнение всех параметров</w:t>
+      </w:r>
+    </w:p>
+    <w:p>
+      <w:pPr>
+        <w:numPr>
+          <w:ilvl w:val="0"/>
+          <w:numId w:val="4"/>
+        </w:numPr>
+        <w:tabs>
+          <w:tab w:val="clear" w:pos="720"/>
+          <w:tab w:val="num" w:pos="142"/>
+        </w:tabs>
+        <w:ind w:left="0" w:firstLine="709"/>
+      </w:pPr>
+      <w:r>
+        <w:t>Система показывает страницу подтверждения заказа</w:t>
+      </w:r>
+    </w:p>
+    <w:p>
+      <w:pPr>
+        <w:numPr>
+          <w:ilvl w:val="0"/>
+          <w:numId w:val="4"/>
+        </w:numPr>
+        <w:tabs>
+          <w:tab w:val="clear" w:pos="720"/>
+          <w:tab w:val="num" w:pos="142"/>
+        </w:tabs>
+        <w:ind w:left="0" w:firstLine="709"/>
+      </w:pPr>
+      <w:r>
+        <w:t>Клиент нажимает кнопку Оплатить</w:t>
+      </w:r>
+    </w:p>
+    <w:p>
+      <w:pPr>
+        <w:numPr>
+          <w:ilvl w:val="0"/>
+          <w:numId w:val="4"/>
+        </w:numPr>
+        <w:tabs>
+          <w:tab w:val="clear" w:pos="720"/>
+          <w:tab w:val="num" w:pos="142"/>
+        </w:tabs>
+        <w:ind w:left="0" w:firstLine="709"/>
+      </w:pPr>
+      <w:r>
+        <w:t xml:space="preserve">Система </w:t>
+      </w:r>
+      <w:r>
+        <w:t>проверяет факт</w:t>
+      </w:r>
+      <w:r>
+        <w:t xml:space="preserve"> оплаты</w:t>
+      </w:r>
+    </w:p>
+    <w:p>
+      <w:pPr>
+        <w:numPr>
+          <w:ilvl w:val="0"/>
+          <w:numId w:val="4"/>
+        </w:numPr>
+        <w:tabs>
+          <w:tab w:val="clear" w:pos="720"/>
+          <w:tab w:val="num" w:pos="142"/>
+        </w:tabs>
+        <w:ind w:left="0" w:firstLine="709"/>
+      </w:pPr>
+      <w:r>
+        <w:t>Система активирует виртуальный сервер</w:t>
+      </w:r>
+    </w:p>
+    <w:p>
+      <w:pPr>
+        <w:numPr>
+          <w:ilvl w:val="0"/>
+          <w:numId w:val="4"/>
+        </w:numPr>
+        <w:tabs>
+          <w:tab w:val="clear" w:pos="720"/>
+          <w:tab w:val="num" w:pos="142"/>
+        </w:tabs>
+        <w:ind w:left="0" w:firstLine="709"/>
+      </w:pPr>
+      <w:r>
+        <w:t>Система отправляет уведомление клиенту</w:t>
+      </w:r>
+    </w:p>
+    <w:p>
+      <w:pPr>
+        <w:numPr>
+          <w:ilvl w:val="0"/>
+          <w:numId w:val="4"/>
+        </w:numPr>
+        <w:tabs>
+          <w:tab w:val="clear" w:pos="720"/>
+          <w:tab w:val="num" w:pos="142"/>
+        </w:tabs>
+        <w:ind w:left="0" w:firstLine="709"/>
+      </w:pPr>
+      <w:r>
+        <w:t>Система перенаправляет клиента в личный кабинет</w:t>
+      </w:r>
+    </w:p>
+    <w:p>
       <w:r>
         <w:rPr>
           <w:b/>
           <w:bCs/>
         </w:rPr>
-        <w:t>Основной ход действий:</w:t>
-      </w:r>
-    </w:p>
-    <w:p>
-      <w:pPr>
-        <w:numPr>
-          <w:ilvl w:val="0"/>
-          <w:numId w:val="4"/>
-        </w:numPr>
-        <w:tabs>
-          <w:tab w:val="clear" w:pos="720"/>
-          <w:tab w:val="num" w:pos="142"/>
-        </w:tabs>
-        <w:ind w:left="0" w:firstLine="709"/>
-      </w:pPr>
-      <w:r>
-        <w:t>Клиент переходит в каталог тарифов</w:t>
-      </w:r>
-    </w:p>
-    <w:p>
-      <w:pPr>
-        <w:numPr>
-          <w:ilvl w:val="0"/>
-          <w:numId w:val="4"/>
-        </w:numPr>
-        <w:tabs>
-          <w:tab w:val="clear" w:pos="720"/>
-          <w:tab w:val="num" w:pos="142"/>
-        </w:tabs>
-        <w:ind w:left="0" w:firstLine="709"/>
-      </w:pPr>
-      <w:r>
-        <w:t>Клиент выбирает тариф и настройки</w:t>
-      </w:r>
-    </w:p>
-    <w:p>
-      <w:pPr>
-        <w:numPr>
-          <w:ilvl w:val="0"/>
-          <w:numId w:val="4"/>
-        </w:numPr>
-        <w:tabs>
-          <w:tab w:val="clear" w:pos="720"/>
-          <w:tab w:val="num" w:pos="142"/>
-        </w:tabs>
-        <w:ind w:left="0" w:firstLine="709"/>
-      </w:pPr>
-      <w:r>
-        <w:t>Клиент меняет CPU, RAM, SSD, ОС</w:t>
-      </w:r>
-    </w:p>
-    <w:p>
-      <w:pPr>
-        <w:numPr>
-          <w:ilvl w:val="0"/>
-          <w:numId w:val="4"/>
-        </w:numPr>
-        <w:tabs>
-          <w:tab w:val="clear" w:pos="720"/>
-          <w:tab w:val="num" w:pos="142"/>
-        </w:tabs>
-        <w:ind w:left="0" w:firstLine="709"/>
-      </w:pPr>
-      <w:r>
-        <w:t>Система рассчитывает и показывает стоимость</w:t>
-      </w:r>
-    </w:p>
-    <w:p>
-      <w:pPr>
-        <w:numPr>
-          <w:ilvl w:val="0"/>
-          <w:numId w:val="4"/>
-        </w:numPr>
-        <w:tabs>
-          <w:tab w:val="clear" w:pos="720"/>
-          <w:tab w:val="num" w:pos="142"/>
-        </w:tabs>
-        <w:ind w:left="0" w:firstLine="709"/>
-      </w:pPr>
-      <w:r>
-        <w:t>Клиент нажимает кнопку Перейти к оплате</w:t>
-      </w:r>
-    </w:p>
-    <w:p>
-      <w:pPr>
-        <w:numPr>
-          <w:ilvl w:val="0"/>
-          <w:numId w:val="4"/>
-        </w:numPr>
-        <w:tabs>
-          <w:tab w:val="clear" w:pos="720"/>
-          <w:tab w:val="num" w:pos="142"/>
-        </w:tabs>
-        <w:ind w:left="0" w:firstLine="709"/>
-      </w:pPr>
-      <w:r>
-        <w:t>Система проверяет заполнение всех параметров</w:t>
-      </w:r>
-    </w:p>
-    <w:p>
-      <w:pPr>
-        <w:numPr>
-          <w:ilvl w:val="0"/>
-          <w:numId w:val="4"/>
-        </w:numPr>
-        <w:tabs>
-          <w:tab w:val="clear" w:pos="720"/>
-          <w:tab w:val="num" w:pos="142"/>
-        </w:tabs>
-        <w:ind w:left="0" w:firstLine="709"/>
-      </w:pPr>
-      <w:r>
-        <w:t>Система показывает страницу подтверждения заказа</w:t>
-      </w:r>
-    </w:p>
-    <w:p>
-      <w:pPr>
-        <w:numPr>
-          <w:ilvl w:val="0"/>
-          <w:numId w:val="4"/>
-        </w:numPr>
-        <w:tabs>
-          <w:tab w:val="clear" w:pos="720"/>
-          <w:tab w:val="num" w:pos="142"/>
-        </w:tabs>
-        <w:ind w:left="0" w:firstLine="709"/>
-      </w:pPr>
-      <w:r>
-        <w:t>Клиент нажимает кнопку Оплатить</w:t>
-      </w:r>
-    </w:p>
-    <w:p>
-      <w:pPr>
-        <w:numPr>
-          <w:ilvl w:val="0"/>
-          <w:numId w:val="4"/>
-        </w:numPr>
-        <w:tabs>
-          <w:tab w:val="clear" w:pos="720"/>
-          <w:tab w:val="num" w:pos="142"/>
-        </w:tabs>
-        <w:ind w:left="0" w:firstLine="709"/>
-      </w:pPr>
-      <w:r>
-        <w:t xml:space="preserve">Система </w:t>
-      </w:r>
-      <w:r>
-        <w:t>проверяет факт</w:t>
-      </w:r>
-      <w:r>
-        <w:t xml:space="preserve"> оплаты</w:t>
-      </w:r>
-    </w:p>
-    <w:p>
-      <w:pPr>
-        <w:numPr>
-          <w:ilvl w:val="0"/>
-          <w:numId w:val="4"/>
-        </w:numPr>
-        <w:tabs>
-          <w:tab w:val="clear" w:pos="720"/>
-          <w:tab w:val="num" w:pos="142"/>
-        </w:tabs>
-        <w:ind w:left="0" w:firstLine="709"/>
-      </w:pPr>
-      <w:r>
-        <w:t>Система активирует виртуальный сервер</w:t>
-      </w:r>
-    </w:p>
-    <w:p>
-      <w:pPr>
-        <w:numPr>
-          <w:ilvl w:val="0"/>
-          <w:numId w:val="4"/>
-        </w:numPr>
-        <w:tabs>
-          <w:tab w:val="clear" w:pos="720"/>
-          <w:tab w:val="num" w:pos="142"/>
-        </w:tabs>
-        <w:ind w:left="0" w:firstLine="709"/>
-      </w:pPr>
-      <w:r>
-        <w:t>Система отправляет уведомление клиенту</w:t>
-      </w:r>
-    </w:p>
-    <w:p>
-      <w:pPr>
-        <w:numPr>
-          <w:ilvl w:val="0"/>
-          <w:numId w:val="4"/>
-        </w:numPr>
-        <w:tabs>
-          <w:tab w:val="clear" w:pos="720"/>
-          <w:tab w:val="num" w:pos="142"/>
-        </w:tabs>
-        <w:ind w:left="0" w:firstLine="709"/>
-      </w:pPr>
-      <w:r>
-        <w:t>Система перенаправляет клиента в личный кабинет</w:t>
+        <w:t>Результат:</w:t>
+      </w:r>
+      <w:r>
+        <w:t xml:space="preserve"> Сервер активирован и доступен клиенту.</w:t>
       </w:r>
     </w:p>
     <w:p>
@@ -713,43 +721,10 @@
           <w:b/>
           <w:bCs/>
         </w:rPr>
-        <w:t>Результат:</w:t>
-      </w:r>
-      <w:r>
-        <w:t xml:space="preserve"> Сервер активирован и доступен клиенту.</w:t>
-      </w:r>
-    </w:p>
-    <w:p>
-      <w:r>
-        <w:rPr>
-          <w:b/>
-          <w:bCs/>
-        </w:rPr>
-        <w:t>Альтернативный ход</w:t>
-      </w:r>
-      <w:proofErr w:type="gramStart"/>
-      <w:r>
-        <w:rPr>
-          <w:b/>
-          <w:bCs/>
-        </w:rPr>
-        <w:t>:</w:t>
-      </w:r>
-      <w:r>
-        <w:t xml:space="preserve"> При</w:t>
-      </w:r>
-      <w:proofErr w:type="gramEnd"/>
-      <w:r>
-        <w:t xml:space="preserve"> сбое оплаты система </w:t>
-      </w:r>
-      <w:r>
-        <w:t>уведомляет клиента</w:t>
-      </w:r>
-      <w:r>
-        <w:t xml:space="preserve"> и </w:t>
-      </w:r>
-      <w:r>
-        <w:t>предлагает оплатить заказ повторно.</w:t>
+        <w:t>Альтернативный ход:</w:t>
+      </w:r>
+      <w:r>
+        <w:t xml:space="preserve"> При сбое оплаты система уведомляет клиента и предлагает оплатить заказ повторно.</w:t>
       </w:r>
     </w:p>
     <w:p>
@@ -830,13 +805,7 @@
         <w:t>–</w:t>
       </w:r>
       <w:r>
-        <w:t xml:space="preserve"> </w:t>
-      </w:r>
-      <w:r>
-        <w:t>Блок-схема сценария</w:t>
-      </w:r>
-      <w:r>
-        <w:t xml:space="preserve"> 1</w:t>
+        <w:t xml:space="preserve"> Блок-схема сценария 1</w:t>
       </w:r>
     </w:p>
     <w:p>
@@ -1060,66 +1029,27 @@
           <w:b/>
           <w:bCs/>
         </w:rPr>
-        <w:t>Альтернативный ход</w:t>
-      </w:r>
-      <w:proofErr w:type="gramStart"/>
+        <w:t>Альтернативный ход:</w:t>
+      </w:r>
+      <w:r>
+        <w:t xml:space="preserve"> При незаполненных полях система подсвечивает ошибку и не сохраняет тариф.</w:t>
+      </w:r>
+    </w:p>
+    <w:p>
       <w:r>
         <w:rPr>
           <w:b/>
           <w:bCs/>
         </w:rPr>
-        <w:t>:</w:t>
-      </w:r>
-      <w:r>
-        <w:t xml:space="preserve"> При</w:t>
-      </w:r>
-      <w:proofErr w:type="gramEnd"/>
-      <w:r>
-        <w:t xml:space="preserve"> незаполненных полях система подсвечивает ошибку и не сохраняет тариф.</w:t>
-      </w:r>
-    </w:p>
-    <w:p>
-      <w:r>
-        <w:rPr>
-          <w:b/>
-          <w:bCs/>
-        </w:rPr>
-        <w:t>Возможная ошибка</w:t>
-      </w:r>
-      <w:proofErr w:type="gramStart"/>
-      <w:r>
-        <w:rPr>
-          <w:b/>
-          <w:bCs/>
-        </w:rPr>
-        <w:t>:</w:t>
-      </w:r>
-      <w:r>
-        <w:t xml:space="preserve"> При</w:t>
-      </w:r>
-      <w:proofErr w:type="gramEnd"/>
-      <w:r>
-        <w:t xml:space="preserve"> сбое базы данных</w:t>
-      </w:r>
-      <w:r>
-        <w:t xml:space="preserve"> при сохранении</w:t>
-      </w:r>
-      <w:r>
-        <w:t xml:space="preserve"> система показывает ошибку</w:t>
-      </w:r>
-      <w:r>
-        <w:t>.</w:t>
-      </w:r>
-    </w:p>
-    <w:p>
-      <w:r>
-        <w:t>Блок-схема сценария представлена на рисунке №</w:t>
-      </w:r>
-      <w:r>
-        <w:t>2</w:t>
-      </w:r>
-      <w:r>
-        <w:t>.</w:t>
+        <w:t>Возможная ошибка:</w:t>
+      </w:r>
+      <w:r>
+        <w:t xml:space="preserve"> При сбое базы данных при сохранении система показывает ошибку.</w:t>
+      </w:r>
+    </w:p>
+    <w:p>
+      <w:r>
+        <w:t>Блок-схема сценария представлена на рисунке №2.</w:t>
       </w:r>
     </w:p>
     <w:p/>
@@ -1189,22 +1119,13 @@
         <w:jc w:val="center"/>
       </w:pPr>
       <w:r>
-        <w:t xml:space="preserve">Рисунок </w:t>
-      </w:r>
-      <w:r>
-        <w:t>2</w:t>
-      </w:r>
-      <w:r>
-        <w:t xml:space="preserve"> </w:t>
+        <w:t xml:space="preserve">Рисунок 2 </w:t>
       </w:r>
       <w:r>
         <w:t>–</w:t>
       </w:r>
       <w:r>
-        <w:t xml:space="preserve"> Блок-схема сценария </w:t>
-      </w:r>
-      <w:r>
-        <w:t>2</w:t>
+        <w:t xml:space="preserve"> Блок-схема сценария 2</w:t>
       </w:r>
     </w:p>
     <w:sectPr>
@@ -2293,6 +2214,7 @@
   <w:style w:type="character" w:default="1" w:styleId="a0">
     <w:name w:val="Default Paragraph Font"/>
     <w:uiPriority w:val="1"/>
+    <w:semiHidden/>
     <w:unhideWhenUsed/>
   </w:style>
   <w:style w:type="table" w:default="1" w:styleId="a1">

--- a/docs/03-nfr-scenarios.docx
+++ b/docs/03-nfr-scenarios.docx
@@ -242,10 +242,7 @@
       </w:r>
       <w:r>
         <w:lastRenderedPageBreak/>
-        <w:t>9:00 до 23:00. Недоступностью считается ситуация, когда система не отвечает на запросы в течение более 30 секунд подряд. Суммарное время недоступности в месяц не должно превышать 7 часов. Плановые технические работы должны</w:t>
-      </w:r>
-      <w:r>
-        <w:t xml:space="preserve"> </w:t>
+        <w:t xml:space="preserve">9:00 до 23:00. Недоступностью считается ситуация, когда система не отвечает на запросы в течение более 30 секунд подряд. Суммарное время недоступности в месяц не должно превышать 7 часов. Плановые технические работы должны </w:t>
       </w:r>
       <w:r>
         <w:t>проводиться не чаще 2 часов в месяц с обязательным уведомлением заказчика за 3 рабочих дня.</w:t>
@@ -412,7 +409,73 @@
         <w:t xml:space="preserve"> или отдельных блоков с текстом. Допускается замена подсказок ссылкой на раздел документации или видеоинструкцию, доступную внутри личного кабинета.</w:t>
       </w:r>
     </w:p>
-    <w:p/>
+    <w:p>
+      <w:pPr>
+        <w:pStyle w:val="a4"/>
+        <w:numPr>
+          <w:ilvl w:val="0"/>
+          <w:numId w:val="3"/>
+        </w:numPr>
+        <w:tabs>
+          <w:tab w:val="clear" w:pos="720"/>
+          <w:tab w:val="num" w:pos="709"/>
+        </w:tabs>
+        <w:ind w:left="0" w:firstLine="709"/>
+      </w:pPr>
+      <w:r>
+        <w:t xml:space="preserve">Система должна блокировать учётную запись пользователя на 15 минут после 5 неверных попыток входа подряд. Все попытки входа (успешные и неуспешные) должны фиксироваться в системном логе с указанием </w:t>
+      </w:r>
+      <w:proofErr w:type="spellStart"/>
+      <w:r>
+        <w:t>email</w:t>
+      </w:r>
+      <w:proofErr w:type="spellEnd"/>
+      <w:r>
+        <w:t xml:space="preserve"> и IP-адреса.</w:t>
+      </w:r>
+    </w:p>
+    <w:p>
+      <w:pPr>
+        <w:pStyle w:val="a4"/>
+        <w:numPr>
+          <w:ilvl w:val="0"/>
+          <w:numId w:val="3"/>
+        </w:numPr>
+        <w:tabs>
+          <w:tab w:val="clear" w:pos="720"/>
+          <w:tab w:val="num" w:pos="709"/>
+        </w:tabs>
+        <w:ind w:left="0" w:firstLine="709"/>
+      </w:pPr>
+      <w:r>
+        <w:t>При обработке любого запроса к заказу или серверу система должна проверять, что запрашиваемый объект принадлежит текущему аутентифицированному пользователю. При попытке доступа к чужому объекту система возвращает ошибку с кодом 403 и фиксирует инцидент в системном логе.</w:t>
+      </w:r>
+    </w:p>
+    <w:p>
+      <w:pPr>
+        <w:pStyle w:val="a4"/>
+        <w:numPr>
+          <w:ilvl w:val="0"/>
+          <w:numId w:val="3"/>
+        </w:numPr>
+        <w:tabs>
+          <w:tab w:val="clear" w:pos="720"/>
+          <w:tab w:val="num" w:pos="709"/>
+        </w:tabs>
+        <w:ind w:left="0" w:firstLine="709"/>
+      </w:pPr>
+      <w:r>
+        <w:t xml:space="preserve">JWT-токены должны храниться в </w:t>
+      </w:r>
+      <w:proofErr w:type="spellStart"/>
+      <w:r>
+        <w:t>HttpOnly-cookie</w:t>
+      </w:r>
+      <w:proofErr w:type="spellEnd"/>
+      <w:r>
+        <w:t xml:space="preserve"> и иметь срок жизни не более 1 часа. При смене пароля все активные токены пользователя аннулируются.</w:t>
+      </w:r>
+    </w:p>
     <w:p/>
     <w:p>
       <w:pPr>
@@ -721,10 +784,22 @@
           <w:b/>
           <w:bCs/>
         </w:rPr>
-        <w:t>Альтернативный ход:</w:t>
-      </w:r>
-      <w:r>
-        <w:t xml:space="preserve"> При сбое оплаты система уведомляет клиента и предлагает оплатить заказ повторно.</w:t>
+        <w:t>Альтернативный ход</w:t>
+      </w:r>
+      <w:proofErr w:type="gramStart"/>
+      <w:r>
+        <w:rPr>
+          <w:b/>
+          <w:bCs/>
+        </w:rPr>
+        <w:t>:</w:t>
+      </w:r>
+      <w:r>
+        <w:t xml:space="preserve"> При</w:t>
+      </w:r>
+      <w:proofErr w:type="gramEnd"/>
+      <w:r>
+        <w:t xml:space="preserve"> сбое оплаты система уведомляет клиента и предлагает оплатить заказ повторно.</w:t>
       </w:r>
     </w:p>
     <w:p>
@@ -1029,22 +1104,46 @@
           <w:b/>
           <w:bCs/>
         </w:rPr>
-        <w:t>Альтернативный ход:</w:t>
-      </w:r>
-      <w:r>
-        <w:t xml:space="preserve"> При незаполненных полях система подсвечивает ошибку и не сохраняет тариф.</w:t>
-      </w:r>
-    </w:p>
-    <w:p>
+        <w:t>Альтернативный ход</w:t>
+      </w:r>
+      <w:proofErr w:type="gramStart"/>
       <w:r>
         <w:rPr>
           <w:b/>
           <w:bCs/>
         </w:rPr>
-        <w:t>Возможная ошибка:</w:t>
-      </w:r>
-      <w:r>
-        <w:t xml:space="preserve"> При сбое базы данных при сохранении система показывает ошибку.</w:t>
+        <w:t>:</w:t>
+      </w:r>
+      <w:r>
+        <w:t xml:space="preserve"> При</w:t>
+      </w:r>
+      <w:proofErr w:type="gramEnd"/>
+      <w:r>
+        <w:t xml:space="preserve"> незаполненных полях система подсвечивает ошибку и не сохраняет тариф.</w:t>
+      </w:r>
+    </w:p>
+    <w:p>
+      <w:r>
+        <w:rPr>
+          <w:b/>
+          <w:bCs/>
+        </w:rPr>
+        <w:t>Возможная ошибка</w:t>
+      </w:r>
+      <w:proofErr w:type="gramStart"/>
+      <w:r>
+        <w:rPr>
+          <w:b/>
+          <w:bCs/>
+        </w:rPr>
+        <w:t>:</w:t>
+      </w:r>
+      <w:r>
+        <w:t xml:space="preserve"> При</w:t>
+      </w:r>
+      <w:proofErr w:type="gramEnd"/>
+      <w:r>
+        <w:t xml:space="preserve"> сбое базы данных при сохранении система показывает ошибку.</w:t>
       </w:r>
     </w:p>
     <w:p>
